--- a/01_《三人行》全24集全流程标杆成品库/06_核心场景一景一档/场景20_北京华彩艺术学院考场·北京云都大学机房与高考毕业火锅店（2010—2012青春终章空间）.docx
+++ b/01_《三人行》全24集全流程标杆成品库/06_核心场景一景一档/场景20_北京华彩艺术学院考场·北京云都大学机房与高考毕业火锅店（2010—2012青春终章空间）.docx
@@ -1159,756 +1159,6 @@
         <w:t>EP24第24-8/24-9场：因父亲勾选服从调剂，赵左右仍被北京云都大学计算机应用系录取；在大学三年里，背负全知记忆的他彻底失去了生活的快乐。</w:t>
       </w:r>
     </w:p>
-    <w:p>
-      <w:pPr>
-        <w:spacing w:before="160" w:after="80" w:line="384" w:lineRule="auto"/>
-        <w:jc w:val="left"/>
-      </w:pPr>
-      <w:r>
-        <w:rPr>
-          <w:rFonts w:ascii="Arial" w:hAnsi="Arial" w:eastAsia="黑体"/>
-          <w:b/>
-          <w:color w:val="141414"/>
-          <w:sz w:val="22"/>
-        </w:rPr>
-        <w:t>（附）本场景全剧登场场次、人物走位调度与场内对白逐集纪实（100%对齐定稿文学剧本）</w:t>
-      </w:r>
-    </w:p>
-    <w:p>
-      <w:pPr>
-        <w:spacing w:before="40" w:after="80" w:line="384" w:lineRule="auto"/>
-        <w:ind w:firstLine="400"/>
-        <w:jc w:val="left"/>
-      </w:pPr>
-      <w:r>
-        <w:rPr>
-          <w:rFonts w:ascii="Times New Roman" w:hAnsi="Times New Roman" w:eastAsia="宋体"/>
-          <w:b w:val="0"/>
-          <w:color w:val="141414"/>
-          <w:sz w:val="20"/>
-        </w:rPr>
-        <w:t>◆ EP24《独自面对》（大结局）：【24-5　内　2010年北京华彩艺术学院专业面试考场与501室卧室（2010初春） — 日】：出场角色：女主考官、白发男主考官、赵左右、刘美奕；空间调度与动作详情：画面浮现时间字标：2010 初春。教室前方高挂着红底白字横幅：【`2010年北京华彩艺术学院专业面试考场`】。四位考官端坐在长条考官席后，头戴深灰色棒球帽、身穿灰卫衣配黑羽绒马甲的十八岁赵左右站在场地中央，手里捧着一台联想ThinkPad笔记本电脑，屏幕正播放着他拍摄的《孤独的饭桶》系列视频——画面里徐图图正大口吃着卤肉饭和拉面，幸福地感叹“这个卤肉饭也太棒了！肉臊肥瘦比例刚好”。 坐在中间的女主考官抬手打断了视频播放，推了推眼镜发问。 赵左右合上笔记本一半，诚恳地回答：“剧情片和创意摄影倒是没有。但我觉得我刚刚放的这个视频，也算是一种艺术。”旁边的白发男主考官犀利地追问： 赵左右表明自己没上过培训机构，认真地讲述了自己高一失眠之夜看校园录像获得陪伴感的初衷。 女主考官若有所思地问道：“那我是不是可以理解为，你这个影片是在反映你们独生子女这一代普遍存在的孤独感较强的问题呢？”赵左右老实地摇了摇头：；场内关键对白：女主考官：“好了可以了。你有没有带一些更具艺术表达的作品？比如你拍过的剧情片其中的一场戏，或者是创意摄影也可以。” ／ 白发男主考官：“是不是你的培训机构告诉你，这个东西叫做长镜头，就是艺术了？那艺术在哪呢？一个固定机位，大广角，几十分钟在拍一个女孩吃饭，有什么意义和表达呢？” ／ 赵左右：“其实是有天晚上，我躺在床上看着电脑里放的录的学校日常……觉得房间变得热闹起来，让人觉得夜晚不再漫长。是不是现在的人都需要陪伴？比如吃饭的时候，一个人吃饭多孤单啊。黍豆网上确实有很多人在看《孤独的饭桶》系列，这样一来这个视频就是有意义的。” ／ 赵左右：“我倒是没有想得那么深刻……就是觉得有人会有需要，包括我们自己，留下这样一段影像作为回忆，也很有意义吧。” ／ 白发男主考官：“按需求出发的那叫商业。那你觉得你提供的这个作品，是艺术品还是商品？”　【24-6　内　火锅店高考毕业聚餐与501室卧室高考查分（2010夏） — 日】：出场角色：徐图图、赵左右、王一漫、陈明、赵东来、刘美奕；空间调度与动作详情：画面浮现时间字标：2010 夏。高考结束当晚，热气腾腾的火锅店里，身穿绿白条纹Polo衫的赵左右与身穿浅蓝衬衫背带裙的徐图图举起啤酒杯痛快碰撞：“干杯！好爽啊！”徐图图好奇地眨了眨眼： 赵左右仰头喝了一大口啤酒，感慨万千。 徐图图笑着点头，想起后街那家已经搬走的砂锅麻辣烫店，有些遗憾地叹气。 赵左右微笑着望向她，憧憬着两人的北京之约。 徐图图开心答应：“好，到时候咱们就把这些稀奇古怪的东西都尝个遍！”这时，身穿白色海军领短袖的王一漫与身穿湖蓝色T恤的陈明一边争论着考题一边走进店里入座。；场内关键对白：徐图图：“嗯？你之前不是说喝酒找罪受吗？” ／ 赵左右：“我现在终于有点能感受到喝酒的快乐了。高考都结束了，还不得好好放肆一下。” ／ 徐图图：“只可惜，舒老板回老家了，以后再也吃不到那么好吃的麻辣烫了。” ／ 赵左右：“总要尝试新鲜事物的嘛。等咱们到了北京，先去尝尝豆汁儿。” ／ 王一漫：“就是数学选择题的最后一道题啊。那道题它一看就是陷阱，我还特意看了两遍呢！你们选的难道不是C吗？”　【24-8　内/外　501室卧室查录取结果·行驶的公交车内与北京云都大学校园（2010秋—2012） — 日/夜】：出场角色：赵左右、赵东来、赵左右（内心独白）、招办老师（电话音）；空间调度与动作详情：清晨微光中，十八岁的赵左右睁开眼，嘴里不停默念着：“录取、录取、录取……”电脑桌前，赵东来拿着一本笔记本遮住显示器下半截，与刘美奕、赵左右一起屏息凝神地将笔记本往下一点点挪开—— 当【录取】二字露出来的瞬间，一家三口同时欢呼击掌：“录了！录取了！恭喜儿子！”然而当赵东来彻底拿开笔记本、露出完整页面【`2010年吉林省普通高校招生考试录取结果查询｜院校名称：北京云都大学｜专业名称：计算机应用（调剂）｜学制：4年`】时，赵左右脸上的笑容瞬间凝固！ 赵东来挠了挠头，理所当然地解释自己替儿子做的决定。 赵左右如遭五雷轰顶，声音颤抖地吼道！ 赵东来还在乐呵呵地劝他：“计算机专业前景非常广阔！”赵左右却死死盯着屏幕上“计算机应用”五个字，浑身血液仿佛瞬间冻结——他清清楚楚地记得，四十一岁的荀未来原本的人生轨迹，就是在北京读的计算机专业！；场内关键对白：赵左右：“等等。这专业……怎么不是传播学啊？” ／ 赵东来：“哦，当时嘛，我让你勾选那个服从调剂，怕滑档。你也没说不同意啊。” ／ 赵左右：“你只说不会滑档我就没多想，我压根就不知道服从调剂是这个意思啊！” ／ 赵左右（内心独白）：“荀哥说过，我本来的专业就是计算机。怎么回事……怎么回事啊？时间修正……一定是时间修正……一定是时间修正！” ／ 赵左右：“你、你好，我想咨询一下，我明明是文科生，怎么会调剂到计算机应用专业呢？那我能自己选别的专业吗？或者，我还能退出来，再被第二志愿录取吗？”　【24-9　外/内　北京云都大学台阶·2012冬雪夜林间木栈道与501室客厅（2012冬） — 日/夜】：出场角色：赵左右（内心独白）、赵左右、赵东来；空间调度与动作详情：白天，身穿黑色羽绒服的青年赵左右拎着打包的快餐盒走下大学教学楼台阶，迎面一名匆忙跑上楼的男生不慎将他手中的快餐撞翻在地，汤饭洒了一地。男生匆匆说了句“不好意思”便跑远了，赵左右低头麻木地看着雪地上的狼藉，心底一片死灰。 画面浮现时间字标：2012 冬。夜晚，白雪覆盖的公园林间木栈道上路灯幽暗。已经二十岁、读大三的赵左右身穿深色连帽毛呢大衣，手里拎着一个啤酒瓶，步履踉跄地走在枯木林道中。四年来的压抑、孤独与眼睁睁看着一切滑向原轨的绝望在这一刻彻底决堤，他弯下腰痛苦地干呕低吼： 当他抬起满是泪痕的脸时，突然看见前方木栈道旁立着一个插着红胡萝卜鼻子、嘴角弯弯微笑的雪人。醉意与悲愤交加的赵左右跌跌撞撞地冲到雪人面前，仿佛把这个微笑的雪人当成了高高在上戏弄他的“时间”本身，指着雪人撕心裂肺地哭喊质问！ 赵左右无力地瘫坐在冰冷的木栈道台阶上，双手抱头，像个迷路的孩子一样放声痛哭。 一列绿皮火车呼啸着驶过白雪皑皑的北方铁轨。夜幕下，头戴深灰棒球帽、拖着行李箱的赵左右推开了长林五零一室的家门：“爸，妈。”正在沙发上看电视的刘美奕与赵东来惊喜地迎上前拥抱儿子！；场内关键对白：赵左右（内心独白）：“这就是我的新人生，眼看着时间左右我的命运，我却只能麻木地接受。” ／ 赵左右：“怎么办……一切都变回去了……我做什么都没有用……我掌控不了我的人生……怎么办……二十年后……我也救不了图图……怎么办！” ／ 赵左右：“笑什么？我问你笑什么！连我今天会崩溃你也算到了吧？对，你什么算不到啊？所以无论我多努力，无论我做什么，我什么也改变不了，我赢不了你！可为什么偏偏是我？为什么？！” ／ 赵左右：“注定好的……一切都是注定好的……荀哥，赵爷爷，我怎么才能战胜时间？我做不到……四年了，我好想你们……” ／ 赵东来：“哎呀左右啊，你不是还有一周才放寒假，怎么提前回来了？”</w:t>
-      </w:r>
-    </w:p>
-    <w:p>
-      <w:pPr>
-        <w:spacing w:before="240" w:after="100" w:line="384" w:lineRule="auto"/>
-        <w:jc w:val="left"/>
-      </w:pPr>
-      <w:r>
-        <w:rPr>
-          <w:rFonts w:ascii="Arial" w:hAnsi="Arial" w:eastAsia="黑体"/>
-          <w:b/>
-          <w:color w:val="142850"/>
-          <w:sz w:val="26"/>
-        </w:rPr>
-        <w:t>第六章　本场景全剧关联场次完整剧情动作与台词交锋补遗实录</w:t>
-      </w:r>
-    </w:p>
-    <w:p>
-      <w:pPr>
-        <w:spacing w:before="40" w:after="100" w:line="384" w:lineRule="auto"/>
-        <w:ind w:firstLine="420"/>
-        <w:jc w:val="left"/>
-      </w:pPr>
-      <w:r>
-        <w:rPr>
-          <w:rFonts w:ascii="Times New Roman" w:hAnsi="Times New Roman" w:eastAsia="宋体"/>
-          <w:b w:val="0"/>
-          <w:color w:val="141414"/>
-          <w:sz w:val="21"/>
-        </w:rPr>
-        <w:t>以下完整收录该核心空间在《三人行》全24集文学剧本中承载的所有关键戏剧场次、人物走位调度与核心台词交锋（共检索锁定 9 个关联场次）：</w:t>
-      </w:r>
-    </w:p>
-    <w:tbl>
-      <w:tblPr>
-        <w:tblStyle w:val="TableGrid"/>
-        <w:tblW w:type="auto" w:w="0"/>
-        <w:jc w:val="center"/>
-        <w:tblLayout w:type="fixed"/>
-        <w:tblLook w:firstColumn="1" w:firstRow="1" w:lastColumn="0" w:lastRow="0" w:noHBand="0" w:noVBand="1" w:val="04A0"/>
-      </w:tblPr>
-      <w:tblGrid>
-        <w:gridCol w:w="5184"/>
-        <w:gridCol w:w="5184"/>
-      </w:tblGrid>
-      <w:tr>
-        <w:trPr>
-          <w:tblHeader/>
-          <w:cantSplit/>
-        </w:trPr>
-        <w:tc>
-          <w:tcPr>
-            <w:tcW w:type="dxa" w:w="3096"/>
-            <w:vAlign w:val="center"/>
-            <w:tcMar>
-              <w:top w:w="130" w:type="dxa"/>
-              <w:bottom w:w="130" w:type="dxa"/>
-              <w:left w:w="150" w:type="dxa"/>
-              <w:right w:w="150" w:type="dxa"/>
-            </w:tcMar>
-            <w:shd w:fill="1F3864"/>
-          </w:tcPr>
-          <w:p>
-            <w:pPr>
-              <w:spacing w:before="40" w:after="40" w:line="312" w:lineRule="auto"/>
-              <w:jc w:val="center"/>
-            </w:pPr>
-            <w:r/>
-            <w:r>
-              <w:rPr>
-                <w:rFonts w:ascii="Arial" w:hAnsi="Arial" w:eastAsia="黑体"/>
-                <w:b/>
-                <w:color w:val="FFFFFF"/>
-                <w:sz w:val="19"/>
-              </w:rPr>
-              <w:t>集数与场次景头</w:t>
-            </w:r>
-          </w:p>
-        </w:tc>
-        <w:tc>
-          <w:tcPr>
-            <w:tcW w:type="dxa" w:w="7272"/>
-            <w:vAlign w:val="center"/>
-            <w:tcMar>
-              <w:top w:w="130" w:type="dxa"/>
-              <w:bottom w:w="130" w:type="dxa"/>
-              <w:left w:w="150" w:type="dxa"/>
-              <w:right w:w="150" w:type="dxa"/>
-            </w:tcMar>
-            <w:shd w:fill="1F3864"/>
-          </w:tcPr>
-          <w:p>
-            <w:pPr>
-              <w:spacing w:before="40" w:after="40" w:line="312" w:lineRule="auto"/>
-              <w:jc w:val="center"/>
-            </w:pPr>
-            <w:r/>
-            <w:r>
-              <w:rPr>
-                <w:rFonts w:ascii="Arial" w:hAnsi="Arial" w:eastAsia="黑体"/>
-                <w:b/>
-                <w:color w:val="FFFFFF"/>
-                <w:sz w:val="19"/>
-              </w:rPr>
-              <w:t>本场景出场人物、空间动作调度与核心台词交锋实录</w:t>
-            </w:r>
-          </w:p>
-        </w:tc>
-      </w:tr>
-      <w:tr>
-        <w:trPr>
-          <w:cantSplit/>
-        </w:trPr>
-        <w:tc>
-          <w:tcPr>
-            <w:tcW w:type="dxa" w:w="3096"/>
-            <w:vAlign w:val="center"/>
-            <w:tcMar>
-              <w:top w:w="105" w:type="dxa"/>
-              <w:bottom w:w="105" w:type="dxa"/>
-              <w:left w:w="145" w:type="dxa"/>
-              <w:right w:w="145" w:type="dxa"/>
-            </w:tcMar>
-          </w:tcPr>
-          <w:p>
-            <w:pPr>
-              <w:spacing w:before="40" w:after="40" w:line="341" w:lineRule="auto"/>
-              <w:jc w:val="left"/>
-            </w:pPr>
-            <w:r/>
-            <w:r>
-              <w:rPr>
-                <w:rFonts w:ascii="Times New Roman" w:hAnsi="Times New Roman" w:eastAsia="宋体"/>
-                <w:b/>
-                <w:color w:val="191919"/>
-                <w:sz w:val="19"/>
-              </w:rPr>
-              <w:t>EP01</w:t>
-              <w:br/>
-              <w:t>1-15　内　长林八中·高一二班教室 — 日</w:t>
-            </w:r>
-          </w:p>
-        </w:tc>
-        <w:tc>
-          <w:tcPr>
-            <w:tcW w:type="dxa" w:w="7272"/>
-            <w:vAlign w:val="center"/>
-            <w:tcMar>
-              <w:top w:w="105" w:type="dxa"/>
-              <w:bottom w:w="105" w:type="dxa"/>
-              <w:left w:w="145" w:type="dxa"/>
-              <w:right w:w="145" w:type="dxa"/>
-            </w:tcMar>
-          </w:tcPr>
-          <w:p>
-            <w:pPr>
-              <w:spacing w:before="40" w:after="40" w:line="341" w:lineRule="auto"/>
-              <w:jc w:val="left"/>
-            </w:pPr>
-            <w:r/>
-            <w:r>
-              <w:rPr>
-                <w:rFonts w:ascii="Times New Roman" w:hAnsi="Times New Roman" w:eastAsia="宋体"/>
-                <w:b w:val="0"/>
-                <w:color w:val="191919"/>
-                <w:sz w:val="19"/>
-              </w:rPr>
-              <w:t>【出场人物】戴主任、荀未来、赵左右、众学生</w:t>
-              <w:br/>
-              <w:t>【空间动作与场面调度】高一二班教室内，黑板上方挂着圆形石英钟与红底黄字校训横幅「持志用力 渐进精思」。一名值日生正在黑板前擦掉残留的粉笔画，全班学生忙着把课桌上的复习资料收进后排备品柜里，腾出期末考场。 荀未来走进教室，沿着过道缓缓走到教室最后排的图书角书架前，随手抽出一本课外书翻看。当他从书页上方抬起眼眸时，目光忽然定格在斜前方座位上的那个少年身上——16岁的陈明身穿深蓝校服，正安安静静地低头演算习题，外面的喧嚣与他毫无关系。 荀未来的脑海中瞬间闪过2033年墓园里那块写着「陈明 先生 1990—2033」的冰冷电子墓碑。他的眼眶微微一热，喉间不由自主地轻轻溢出一声呼唤。 陈明沉浸在题海里没有听见。走过来的赵左右以为新大哥觉得陈明太高冷，连忙凑上来打圆场。 荀未来深吸一口气，收敛起翻涌的思绪，跟着赵左右在座位上坐下。讲台上，戴主任拍了拍黑板擦，开始训话。 赵左右闻言赶紧低下头装模作样地翻开练习册刷题。荀未来在旁边瞧见了，压低声音凑过去敲了敲他的桌子。 赵左右惊讶地转头看他，讲台上的戴主任果然紧接着宣布了这桩……</w:t>
-              <w:br/>
-              <w:t>【本场核心台词交锋】戴主任：“大家都抓紧时间。整理一下桌子和书架，东西都放到备品柜里。” ／ 荀未来：“陈明。” ／ 赵左右：“别介意啊。陈明对谁都这样。” ／ 戴主任：“看看你们一个个的，什么时候能向陈明多学习学习。甭说平时了，连考试之前都不知道复习复习，像什么样子。” ／ 荀未来：“别再刷题了。抓紧一切时间休息。你们班主任回去生孩子去了。”</w:t>
-            </w:r>
-          </w:p>
-        </w:tc>
-      </w:tr>
-      <w:tr>
-        <w:trPr>
-          <w:cantSplit/>
-        </w:trPr>
-        <w:tc>
-          <w:tcPr>
-            <w:tcW w:type="dxa" w:w="3096"/>
-            <w:vAlign w:val="center"/>
-            <w:tcMar>
-              <w:top w:w="105" w:type="dxa"/>
-              <w:bottom w:w="105" w:type="dxa"/>
-              <w:left w:w="145" w:type="dxa"/>
-              <w:right w:w="145" w:type="dxa"/>
-            </w:tcMar>
-            <w:shd w:fill="F7FAFC"/>
-          </w:tcPr>
-          <w:p>
-            <w:pPr>
-              <w:spacing w:before="40" w:after="40" w:line="341" w:lineRule="auto"/>
-              <w:jc w:val="left"/>
-            </w:pPr>
-            <w:r/>
-            <w:r>
-              <w:rPr>
-                <w:rFonts w:ascii="Times New Roman" w:hAnsi="Times New Roman" w:eastAsia="宋体"/>
-                <w:b/>
-                <w:color w:val="191919"/>
-                <w:sz w:val="19"/>
-              </w:rPr>
-              <w:t>EP01</w:t>
-              <w:br/>
-              <w:t>1-16　内　长林八中·数学期末考场 — 日</w:t>
-            </w:r>
-          </w:p>
-        </w:tc>
-        <w:tc>
-          <w:tcPr>
-            <w:tcW w:type="dxa" w:w="7272"/>
-            <w:vAlign w:val="center"/>
-            <w:tcMar>
-              <w:top w:w="105" w:type="dxa"/>
-              <w:bottom w:w="105" w:type="dxa"/>
-              <w:left w:w="145" w:type="dxa"/>
-              <w:right w:w="145" w:type="dxa"/>
-            </w:tcMar>
-            <w:shd w:fill="F7FAFC"/>
-          </w:tcPr>
-          <w:p>
-            <w:pPr>
-              <w:spacing w:before="40" w:after="40" w:line="341" w:lineRule="auto"/>
-              <w:jc w:val="left"/>
-            </w:pPr>
-            <w:r/>
-            <w:r>
-              <w:rPr>
-                <w:rFonts w:ascii="Times New Roman" w:hAnsi="Times New Roman" w:eastAsia="宋体"/>
-                <w:b w:val="0"/>
-                <w:color w:val="191919"/>
-                <w:sz w:val="19"/>
-              </w:rPr>
-              <w:t>【出场人物】荀未来、邻座男生、赵左右、戴主任、举手男生</w:t>
-              <w:br/>
-              <w:t>【空间动作与场面调度】单人单列拉开的数学期末考场内气氛肃杀。荀未来坐在考位上，刚拿到发下来的数学试卷，便满脸堆笑地朝着斜前方的邻座男生双手合十小声商量。 荀未来讨了个没趣，只得转回身低头看向试卷上的立体几何与函数大题，原本自信满满的表情在三秒钟内彻底凝固，眉头拧成了疙瘩。 就在荀未来对着数学卷子抓耳挠腮之际，考场另一侧的赵左右一直在焦躁地左顾右盼，望着斜前方一个空荡荡的座位出神。片刻后，赵左右突然高高举起了手。 赵左右起身一溜烟跑出了考场。荀未来盯着他神色慌张的背影，心里升起不祥的预感。 荀未来再也坐不住了，紧跟着高高举起手。 荀未来连忙起身追出考场。他刚走，后排又有一名男生举起了手，戴主任顿时火冒三丈地一拍讲台。 切至：</w:t>
-              <w:br/>
-              <w:t>【本场核心台词交锋】荀未来：“一会儿卷子放外面点。拜托拜托。” ／ 邻座男生：“为啥？你敢在期末考试当天转来，必定不是凡人。” ／ 荀未来：“好歹是研究生学历，搞定高中数学，总应该绰绰有余吧。我不重要，重要的是——我在看啥呢？” ／ 赵左右：“老师，我想上厕所。” ／ 戴主任：“你看着点时间啊。考试时间可是你自己的。抓紧去。”</w:t>
-            </w:r>
-          </w:p>
-        </w:tc>
-      </w:tr>
-      <w:tr>
-        <w:trPr>
-          <w:cantSplit/>
-        </w:trPr>
-        <w:tc>
-          <w:tcPr>
-            <w:tcW w:type="dxa" w:w="3096"/>
-            <w:vAlign w:val="center"/>
-            <w:tcMar>
-              <w:top w:w="105" w:type="dxa"/>
-              <w:bottom w:w="105" w:type="dxa"/>
-              <w:left w:w="145" w:type="dxa"/>
-              <w:right w:w="145" w:type="dxa"/>
-            </w:tcMar>
-          </w:tcPr>
-          <w:p>
-            <w:pPr>
-              <w:spacing w:before="40" w:after="40" w:line="341" w:lineRule="auto"/>
-              <w:jc w:val="left"/>
-            </w:pPr>
-            <w:r/>
-            <w:r>
-              <w:rPr>
-                <w:rFonts w:ascii="Times New Roman" w:hAnsi="Times New Roman" w:eastAsia="宋体"/>
-                <w:b/>
-                <w:color w:val="191919"/>
-                <w:sz w:val="19"/>
-              </w:rPr>
-              <w:t>EP01</w:t>
-              <w:br/>
-              <w:t>1-24　内　长林八中·教学楼走廊 — 日</w:t>
-            </w:r>
-          </w:p>
-        </w:tc>
-        <w:tc>
-          <w:tcPr>
-            <w:tcW w:type="dxa" w:w="7272"/>
-            <w:vAlign w:val="center"/>
-            <w:tcMar>
-              <w:top w:w="105" w:type="dxa"/>
-              <w:bottom w:w="105" w:type="dxa"/>
-              <w:left w:w="145" w:type="dxa"/>
-              <w:right w:w="145" w:type="dxa"/>
-            </w:tcMar>
-          </w:tcPr>
-          <w:p>
-            <w:pPr>
-              <w:spacing w:before="40" w:after="40" w:line="341" w:lineRule="auto"/>
-              <w:jc w:val="left"/>
-            </w:pPr>
-            <w:r/>
-            <w:r>
-              <w:rPr>
-                <w:rFonts w:ascii="Times New Roman" w:hAnsi="Times New Roman" w:eastAsia="宋体"/>
-                <w:b w:val="0"/>
-                <w:color w:val="191919"/>
-                <w:sz w:val="19"/>
-              </w:rPr>
-              <w:t>【出场人物】低年级男生甲、低年级男生乙、赵左右、王一漫</w:t>
-              <w:br/>
-              <w:t>【空间动作与场面调度】走廊里，几名低年级男生正站在考场外对着荀未来远去的背影惊叹议论。 走廊另一端，考完试的赵左右正小心翼翼地与王一漫并肩往高一二班教室走去。 王一漫轻轻咬了咬下唇，目光望向一旁。 听到「文科」两个字，赵左右的眼睛刷地一下亮了起来，脚步都轻快了三分。 两人一前一后走进高一二班教室。 切至：</w:t>
-              <w:br/>
-              <w:t>【本场核心台词交锋】低年级男生甲：“听说了吗？十班新来那转校生，打破交卷速度记录了。” ／ 低年级男生乙：“他比陈明和王一漫还强啊？” ／ 赵左右：“怎么样？感觉好点了吗？” ／ 王一漫：“好多了。谢谢。” ／ 赵左右：“等会儿分文理，你准备选哪呀？”</w:t>
-            </w:r>
-          </w:p>
-        </w:tc>
-      </w:tr>
-      <w:tr>
-        <w:trPr>
-          <w:cantSplit/>
-        </w:trPr>
-        <w:tc>
-          <w:tcPr>
-            <w:tcW w:type="dxa" w:w="3096"/>
-            <w:vAlign w:val="center"/>
-            <w:tcMar>
-              <w:top w:w="105" w:type="dxa"/>
-              <w:bottom w:w="105" w:type="dxa"/>
-              <w:left w:w="145" w:type="dxa"/>
-              <w:right w:w="145" w:type="dxa"/>
-            </w:tcMar>
-            <w:shd w:fill="F7FAFC"/>
-          </w:tcPr>
-          <w:p>
-            <w:pPr>
-              <w:spacing w:before="40" w:after="40" w:line="341" w:lineRule="auto"/>
-              <w:jc w:val="left"/>
-            </w:pPr>
-            <w:r/>
-            <w:r>
-              <w:rPr>
-                <w:rFonts w:ascii="Times New Roman" w:hAnsi="Times New Roman" w:eastAsia="宋体"/>
-                <w:b/>
-                <w:color w:val="191919"/>
-                <w:sz w:val="19"/>
-              </w:rPr>
-              <w:t>EP02</w:t>
-              <w:br/>
-              <w:t>2-20　内　长林八中·教导主任办公室 — 日</w:t>
-            </w:r>
-          </w:p>
-        </w:tc>
-        <w:tc>
-          <w:tcPr>
-            <w:tcW w:type="dxa" w:w="7272"/>
-            <w:vAlign w:val="center"/>
-            <w:tcMar>
-              <w:top w:w="105" w:type="dxa"/>
-              <w:bottom w:w="105" w:type="dxa"/>
-              <w:left w:w="145" w:type="dxa"/>
-              <w:right w:w="145" w:type="dxa"/>
-            </w:tcMar>
-            <w:shd w:fill="F7FAFC"/>
-          </w:tcPr>
-          <w:p>
-            <w:pPr>
-              <w:spacing w:before="40" w:after="40" w:line="341" w:lineRule="auto"/>
-              <w:jc w:val="left"/>
-            </w:pPr>
-            <w:r/>
-            <w:r>
-              <w:rPr>
-                <w:rFonts w:ascii="Times New Roman" w:hAnsi="Times New Roman" w:eastAsia="宋体"/>
-                <w:b w:val="0"/>
-                <w:color w:val="191919"/>
-                <w:sz w:val="19"/>
-              </w:rPr>
-              <w:t>【出场人物】戴娟、荀未来、赵左右</w:t>
-              <w:br/>
-              <w:t>【空间动作与场面调度】教导主任办公室内。赵左右与荀未来垂手并排站在铁皮文件柜前，衣服领口还带着扭打后的凌乱。教导主任戴娟双手背在身后，面沉似水地审视着两人。 赵左右嘴唇动了动刚要开口，身旁的荀未来却抢先一步，平静而干脆地吐出一个字。 赵左右猛地转过头，满脸愕然地看向荀未来。 戴娟转过身，气极反笑地盯着荀未来。 【闪回】期末数学考场上，荀未来咬着笔杆在试卷上胡乱画着圈，最终只得了6分。 回到办公室内，荀未来面对倒数第一的成绩单，神色丝毫不慌。 听到“爸妈”二字，荀未来脸上的嬉皮笑脸渐渐敛去，眼神黯淡下来，低声说道。 站在一旁的16岁赵左右静静听着这番话，原本紧绷的神情微微动容。戴娟皱眉打量着荀未来。 话音未落，荀未来歪了歪头，一言不发地径直转身走到办公室门口，拉开门大步走了出去！戴娟气得冲着他的背影斥道。 戴娟转回身，从办公桌上拿起那张被揉皱的《文理分科意向表》，递给还规规矩矩站在铁皮文件柜前的16岁赵左右。 戴娟拿着教案走出办公室。办公室内侧的文件柜旁，赵左右把分科表按在铁皮柜面上，捏起白色涂改笔，低头陷入深……</w:t>
-              <w:br/>
-              <w:t>【本场核心台词交锋】戴娟：“谁先动的手？” ／ 荀未来：“我。” ／ 赵左右：“荀未来……” ／ 戴娟：“你还真的是很会制造惊喜。” ／ 荀未来：“哪里哪里呀。”</w:t>
-            </w:r>
-          </w:p>
-        </w:tc>
-      </w:tr>
-      <w:tr>
-        <w:trPr>
-          <w:cantSplit/>
-        </w:trPr>
-        <w:tc>
-          <w:tcPr>
-            <w:tcW w:type="dxa" w:w="3096"/>
-            <w:vAlign w:val="center"/>
-            <w:tcMar>
-              <w:top w:w="105" w:type="dxa"/>
-              <w:bottom w:w="105" w:type="dxa"/>
-              <w:left w:w="145" w:type="dxa"/>
-              <w:right w:w="145" w:type="dxa"/>
-            </w:tcMar>
-          </w:tcPr>
-          <w:p>
-            <w:pPr>
-              <w:spacing w:before="40" w:after="40" w:line="341" w:lineRule="auto"/>
-              <w:jc w:val="left"/>
-            </w:pPr>
-            <w:r/>
-            <w:r>
-              <w:rPr>
-                <w:rFonts w:ascii="Times New Roman" w:hAnsi="Times New Roman" w:eastAsia="宋体"/>
-                <w:b/>
-                <w:color w:val="191919"/>
-                <w:sz w:val="19"/>
-              </w:rPr>
-              <w:t>EP16</w:t>
-              <w:br/>
-              <w:t>16-5　内　酒店套房·长林八中微机室·影视筹备办公室与海航酒店门外 — 日/夜</w:t>
-            </w:r>
-          </w:p>
-        </w:tc>
-        <w:tc>
-          <w:tcPr>
-            <w:tcW w:type="dxa" w:w="7272"/>
-            <w:vAlign w:val="center"/>
-            <w:tcMar>
-              <w:top w:w="105" w:type="dxa"/>
-              <w:bottom w:w="105" w:type="dxa"/>
-              <w:left w:w="145" w:type="dxa"/>
-              <w:right w:w="145" w:type="dxa"/>
-            </w:tcMar>
-          </w:tcPr>
-          <w:p>
-            <w:pPr>
-              <w:spacing w:before="40" w:after="40" w:line="341" w:lineRule="auto"/>
-              <w:jc w:val="left"/>
-            </w:pPr>
-            <w:r/>
-            <w:r>
-              <w:rPr>
-                <w:rFonts w:ascii="Times New Roman" w:hAnsi="Times New Roman" w:eastAsia="宋体"/>
-                <w:b w:val="0"/>
-                <w:color w:val="191919"/>
-                <w:sz w:val="19"/>
-              </w:rPr>
-              <w:t>【出场人物】荀未来、赵了、徐图图、王一漫、合作导演、煤老板老白</w:t>
-              <w:br/>
-              <w:t>【空间动作与场面调度】白天的豪华酒店套房内，脱下高中校服的四十一岁荀未来换上了一身笔挺的黑色定制西装、白衬衫配黑领带，手腕上戴着名表，站在全身镜前帅气地整理衣领、拿起路虎车钥匙。坐在后方沙发上的六十六岁赵了满意地点头夸赞：“有派头喽。” 赵了站起身走到镜子旁，笑着拍了拍这位新晋“荀老板”的肩膀。 画面浮现字幕：数日后。长林八中微机室（电脑机房）内，先切入一段赵左右用DV拍摄的搞笑视频画面：只见立志搞技术的罗爱文在镜头前手捧一个自己手工焊制的“手摇新能源发电灯”，得意洋洋地边摇把手边介绍：“Hello大家好，这是我新研发的新能源发电灯，慢慢摇……”话音未落，“啪”的一声电火花爆闪，发电灯当场短路冒出滚滚黑烟，吓得画外掌镜的赵左右惊呼：“爱文，你没事吧？没毁容吧？！” 微机室电脑屏幕前，网页标题栏显示着【魔豆网 - 搜尽天下视频｜频道：左右日常集】，下面列着赵左右上传的五条视频（《EVAN的超能计划》播放32、《状元小吃征集录》播放21、《我们的下课礼4！！》播放9、《历史老师近代的一天～》播放7、《厉害了 八中……</w:t>
-              <w:br/>
-              <w:t>【本场核心台词交锋】荀未来：“别说，还真的挺衬我。等我回2033年创业的时候，我也要搞一身这样的行头。” ／ 赵了：“你先在2008年谈成一次生意再说吧，啊？荀老板。” ／ 徐图图：“气死了！怎么没人看左右的视频啊？” ／ 王一漫：“客观来说，左右的视频比较随性，大家在看的时候，不知道这个频道的意义在哪里。要是荀哥在的话，肯定会让他先想清楚商业定位的。” ／ 徐图图：“算了算了，反正也不指望这个挣钱。他现在又找到感兴趣的事了，这就够了吧。”</w:t>
-            </w:r>
-          </w:p>
-        </w:tc>
-      </w:tr>
-      <w:tr>
-        <w:trPr>
-          <w:cantSplit/>
-        </w:trPr>
-        <w:tc>
-          <w:tcPr>
-            <w:tcW w:type="dxa" w:w="3096"/>
-            <w:vAlign w:val="center"/>
-            <w:tcMar>
-              <w:top w:w="105" w:type="dxa"/>
-              <w:bottom w:w="105" w:type="dxa"/>
-              <w:left w:w="145" w:type="dxa"/>
-              <w:right w:w="145" w:type="dxa"/>
-            </w:tcMar>
-            <w:shd w:fill="F7FAFC"/>
-          </w:tcPr>
-          <w:p>
-            <w:pPr>
-              <w:spacing w:before="40" w:after="40" w:line="341" w:lineRule="auto"/>
-              <w:jc w:val="left"/>
-            </w:pPr>
-            <w:r/>
-            <w:r>
-              <w:rPr>
-                <w:rFonts w:ascii="Times New Roman" w:hAnsi="Times New Roman" w:eastAsia="宋体"/>
-                <w:b/>
-                <w:color w:val="191919"/>
-                <w:sz w:val="19"/>
-              </w:rPr>
-              <w:t>EP24</w:t>
-              <w:br/>
-              <w:t>24-5　内　2010年北京华彩艺术学院专业面试考场与501室卧室（2010初春） — 日</w:t>
-            </w:r>
-          </w:p>
-        </w:tc>
-        <w:tc>
-          <w:tcPr>
-            <w:tcW w:type="dxa" w:w="7272"/>
-            <w:vAlign w:val="center"/>
-            <w:tcMar>
-              <w:top w:w="105" w:type="dxa"/>
-              <w:bottom w:w="105" w:type="dxa"/>
-              <w:left w:w="145" w:type="dxa"/>
-              <w:right w:w="145" w:type="dxa"/>
-            </w:tcMar>
-            <w:shd w:fill="F7FAFC"/>
-          </w:tcPr>
-          <w:p>
-            <w:pPr>
-              <w:spacing w:before="40" w:after="40" w:line="341" w:lineRule="auto"/>
-              <w:jc w:val="left"/>
-            </w:pPr>
-            <w:r/>
-            <w:r>
-              <w:rPr>
-                <w:rFonts w:ascii="Times New Roman" w:hAnsi="Times New Roman" w:eastAsia="宋体"/>
-                <w:b w:val="0"/>
-                <w:color w:val="191919"/>
-                <w:sz w:val="19"/>
-              </w:rPr>
-              <w:t>【出场人物】女主考官、白发男主考官、赵左右、刘美奕</w:t>
-              <w:br/>
-              <w:t>【空间动作与场面调度】画面浮现时间字标：2010 初春。教室前方高挂着红底白字横幅：【`2010年北京华彩艺术学院专业面试考场`】。四位考官端坐在长条考官席后，头戴深灰色棒球帽、身穿灰卫衣配黑羽绒马甲的十八岁赵左右站在场地中央，手里捧着一台联想ThinkPad笔记本电脑，屏幕正播放着他拍摄的《孤独的饭桶》系列视频——画面里徐图图正大口吃着卤肉饭和拉面，幸福地感叹“这个卤肉饭也太棒了！肉臊肥瘦比例刚好”。 坐在中间的女主考官抬手打断了视频播放，推了推眼镜发问。 赵左右合上笔记本一半，诚恳地回答：“剧情片和创意摄影倒是没有。但我觉得我刚刚放的这个视频，也算是一种艺术。”旁边的白发男主考官犀利地追问： 赵左右表明自己没上过培训机构，认真地讲述了自己高一失眠之夜看校园录像获得陪伴感的初衷。 女主考官若有所思地问道：“那我是不是可以理解为，你这个影片是在反映你们独生子女这一代普遍存在的孤独感较强的问题呢？”赵左右老实地摇了摇头： 白发男主考官身体前倾，抛出了直击灵魂的终极拷问—— 刹那间，考场周围的声音仿佛退潮般远去！……</w:t>
-              <w:br/>
-              <w:t>【本场核心台词交锋】女主考官：“好了可以了。你有没有带一些更具艺术表达的作品？比如你拍过的剧情片其中的一场戏，或者是创意摄影也可以。” ／ 白发男主考官：“是不是你的培训机构告诉你，这个东西叫做长镜头，就是艺术了？那艺术在哪呢？一个固定机位，大广角，几十分钟在拍一个女孩吃饭，有什么意义和表达呢？” ／ 赵左右：“其实是有天晚上，我躺在床上看着电脑里放的录的学校日常……觉得房间变得热闹起来，让人觉得夜晚不再漫长。是不是现在的人都需要陪伴？比如吃饭的时候，一个人吃饭多孤单啊。黍豆网上确实有很多人在看《孤独的饭桶》系列，这样一来这个视频就是有意义的。” ／ 赵左右：“我倒是没有想得那么深刻……就是觉得有人会有需要，包括我们自己，留下这样一段影像作为回忆，也很有意义吧。” ／ 白发男主考官：“按需求出发的那叫商业。那你觉得你提供的这个作品，是艺术品还是商品？”</w:t>
-            </w:r>
-          </w:p>
-        </w:tc>
-      </w:tr>
-      <w:tr>
-        <w:trPr>
-          <w:cantSplit/>
-        </w:trPr>
-        <w:tc>
-          <w:tcPr>
-            <w:tcW w:type="dxa" w:w="3096"/>
-            <w:vAlign w:val="center"/>
-            <w:tcMar>
-              <w:top w:w="105" w:type="dxa"/>
-              <w:bottom w:w="105" w:type="dxa"/>
-              <w:left w:w="145" w:type="dxa"/>
-              <w:right w:w="145" w:type="dxa"/>
-            </w:tcMar>
-          </w:tcPr>
-          <w:p>
-            <w:pPr>
-              <w:spacing w:before="40" w:after="40" w:line="341" w:lineRule="auto"/>
-              <w:jc w:val="left"/>
-            </w:pPr>
-            <w:r/>
-            <w:r>
-              <w:rPr>
-                <w:rFonts w:ascii="Times New Roman" w:hAnsi="Times New Roman" w:eastAsia="宋体"/>
-                <w:b/>
-                <w:color w:val="191919"/>
-                <w:sz w:val="19"/>
-              </w:rPr>
-              <w:t>EP24</w:t>
-              <w:br/>
-              <w:t>24-6　内　火锅店高考毕业聚餐与501室卧室高考查分（2010夏） — 日</w:t>
-            </w:r>
-          </w:p>
-        </w:tc>
-        <w:tc>
-          <w:tcPr>
-            <w:tcW w:type="dxa" w:w="7272"/>
-            <w:vAlign w:val="center"/>
-            <w:tcMar>
-              <w:top w:w="105" w:type="dxa"/>
-              <w:bottom w:w="105" w:type="dxa"/>
-              <w:left w:w="145" w:type="dxa"/>
-              <w:right w:w="145" w:type="dxa"/>
-            </w:tcMar>
-          </w:tcPr>
-          <w:p>
-            <w:pPr>
-              <w:spacing w:before="40" w:after="40" w:line="341" w:lineRule="auto"/>
-              <w:jc w:val="left"/>
-            </w:pPr>
-            <w:r/>
-            <w:r>
-              <w:rPr>
-                <w:rFonts w:ascii="Times New Roman" w:hAnsi="Times New Roman" w:eastAsia="宋体"/>
-                <w:b w:val="0"/>
-                <w:color w:val="191919"/>
-                <w:sz w:val="19"/>
-              </w:rPr>
-              <w:t>【出场人物】徐图图、赵左右、王一漫、陈明、赵东来、刘美奕</w:t>
-              <w:br/>
-              <w:t>【空间动作与场面调度】画面浮现时间字标：2010 夏。高考结束当晚，热气腾腾的火锅店里，身穿绿白条纹Polo衫的赵左右与身穿浅蓝衬衫背带裙的徐图图举起啤酒杯痛快碰撞：“干杯！好爽啊！”徐图图好奇地眨了眨眼： 赵左右仰头喝了一大口啤酒，感慨万千。 徐图图笑着点头，想起后街那家已经搬走的砂锅麻辣烫店，有些遗憾地叹气。 赵左右微笑着望向她，憧憬着两人的北京之约。 徐图图开心答应：“好，到时候咱们就把这些稀奇古怪的东西都尝个遍！”这时，身穿白色海军领短袖的王一漫与身穿湖蓝色T恤的陈明一边争论着考题一边走进店里入座。 徐图图与赵左右对视一眼，同时傻眼了。 理科学霸陈明推了推眼镜，冷静地给出了降维打击般的标准解析—— 餐桌上瞬间陷入三秒钟的死寂。王一漫率先回过神来，豪爽地举起饮料杯打破沉默！ 四个年轻人的酒杯在蒸汽中热烈地撞击在一起：“干杯！” 半个月后，五零一室赵左右卧室电脑前。屏幕上显示着【`吉林省2010年普通高考成绩查询系统｜考生姓名：赵左右｜语文：105｜数学：113｜综合：244｜外语：108｜总分：570｜……</w:t>
-              <w:br/>
-              <w:t>【本场核心台词交锋】徐图图：“嗯？你之前不是说喝酒找罪受吗？” ／ 赵左右：“我现在终于有点能感受到喝酒的快乐了。高考都结束了，还不得好好放肆一下。” ／ 徐图图：“只可惜，舒老板回老家了，以后再也吃不到那么好吃的麻辣烫了。” ／ 赵左右：“总要尝试新鲜事物的嘛。等咱们到了北京，先去尝尝豆汁儿。” ／ 王一漫：“就是数学选择题的最后一道题啊。那道题它一看就是陷阱，我还特意看了两遍呢！你们选的难道不是C吗？”</w:t>
-            </w:r>
-          </w:p>
-        </w:tc>
-      </w:tr>
-      <w:tr>
-        <w:trPr>
-          <w:cantSplit/>
-        </w:trPr>
-        <w:tc>
-          <w:tcPr>
-            <w:tcW w:type="dxa" w:w="3096"/>
-            <w:vAlign w:val="center"/>
-            <w:tcMar>
-              <w:top w:w="105" w:type="dxa"/>
-              <w:bottom w:w="105" w:type="dxa"/>
-              <w:left w:w="145" w:type="dxa"/>
-              <w:right w:w="145" w:type="dxa"/>
-            </w:tcMar>
-            <w:shd w:fill="F7FAFC"/>
-          </w:tcPr>
-          <w:p>
-            <w:pPr>
-              <w:spacing w:before="40" w:after="40" w:line="341" w:lineRule="auto"/>
-              <w:jc w:val="left"/>
-            </w:pPr>
-            <w:r/>
-            <w:r>
-              <w:rPr>
-                <w:rFonts w:ascii="Times New Roman" w:hAnsi="Times New Roman" w:eastAsia="宋体"/>
-                <w:b/>
-                <w:color w:val="191919"/>
-                <w:sz w:val="19"/>
-              </w:rPr>
-              <w:t>EP24</w:t>
-              <w:br/>
-              <w:t>24-8　内/外　501室卧室查录取结果·行驶的公交车内与北京云都大学校园（2010秋—2012） — 日/夜</w:t>
-            </w:r>
-          </w:p>
-        </w:tc>
-        <w:tc>
-          <w:tcPr>
-            <w:tcW w:type="dxa" w:w="7272"/>
-            <w:vAlign w:val="center"/>
-            <w:tcMar>
-              <w:top w:w="105" w:type="dxa"/>
-              <w:bottom w:w="105" w:type="dxa"/>
-              <w:left w:w="145" w:type="dxa"/>
-              <w:right w:w="145" w:type="dxa"/>
-            </w:tcMar>
-            <w:shd w:fill="F7FAFC"/>
-          </w:tcPr>
-          <w:p>
-            <w:pPr>
-              <w:spacing w:before="40" w:after="40" w:line="341" w:lineRule="auto"/>
-              <w:jc w:val="left"/>
-            </w:pPr>
-            <w:r/>
-            <w:r>
-              <w:rPr>
-                <w:rFonts w:ascii="Times New Roman" w:hAnsi="Times New Roman" w:eastAsia="宋体"/>
-                <w:b w:val="0"/>
-                <w:color w:val="191919"/>
-                <w:sz w:val="19"/>
-              </w:rPr>
-              <w:t>【出场人物】赵左右、赵东来、招办老师</w:t>
-              <w:br/>
-              <w:t>【空间动作与场面调度】清晨微光中，十八岁的赵左右睁开眼，嘴里不停默念着：“录取、录取、录取……”电脑桌前，赵东来拿着一本笔记本遮住显示器下半截，与刘美奕、赵左右一起屏息凝神地将笔记本往下一点点挪开—— 当【录取】二字露出来的瞬间，一家三口同时欢呼击掌：“录了！录取了！恭喜儿子！”然而当赵东来彻底拿开笔记本、露出完整页面【`2010年吉林省普通高校招生考试录取结果查询｜院校名称：北京云都大学｜专业名称：计算机应用（调剂）｜学制：4年`】时，赵左右脸上的笑容瞬间凝固！ 赵东来挠了挠头，理所当然地解释自己替儿子做的决定。 赵左右如遭五雷轰顶，声音颤抖地吼道！ 赵东来还在乐呵呵地劝他：“计算机专业前景非常广阔！”赵左右却死死盯着屏幕上“计算机应用”五个字，浑身血液仿佛瞬间冻结——他清清楚楚地记得，四十一岁的荀未来原本的人生轨迹，就是在北京读的计算机专业！ 赵左右猛地推开椅子夺门而出，不顾父母在身后的惊呼，一路冲上一辆行驶的公交车，颤抖着掏出手机拨通了北京云都大学招生办的电话！ 电话那头的招办老师给出了冰冷而不可更改的……</w:t>
-              <w:br/>
-              <w:t>【本场核心台词交锋】赵左右：“等等。这专业……怎么不是传播学啊？” ／ 赵东来：“哦，当时嘛，我让你勾选那个服从调剂，怕滑档。你也没说不同意啊。” ／ 赵左右：“你只说不会滑档我就没多想，我压根就不知道服从调剂是这个意思啊！” ／ 赵左右：“荀哥说过，我本来的专业就是计算机。怎么回事……怎么回事啊？时间修正……一定是时间修正……一定是时间修正！” ／ 赵左右：“你、你好，我想咨询一下，我明明是文科生，怎么会调剂到计算机应用专业呢？那我能自己选别的专业吗？或者，我还能退出来，再被第二志愿录取吗？”</w:t>
-            </w:r>
-          </w:p>
-        </w:tc>
-      </w:tr>
-      <w:tr>
-        <w:trPr>
-          <w:cantSplit/>
-        </w:trPr>
-        <w:tc>
-          <w:tcPr>
-            <w:tcW w:type="dxa" w:w="3096"/>
-            <w:vAlign w:val="center"/>
-            <w:tcMar>
-              <w:top w:w="105" w:type="dxa"/>
-              <w:bottom w:w="105" w:type="dxa"/>
-              <w:left w:w="145" w:type="dxa"/>
-              <w:right w:w="145" w:type="dxa"/>
-            </w:tcMar>
-          </w:tcPr>
-          <w:p>
-            <w:pPr>
-              <w:spacing w:before="40" w:after="40" w:line="341" w:lineRule="auto"/>
-              <w:jc w:val="left"/>
-            </w:pPr>
-            <w:r/>
-            <w:r>
-              <w:rPr>
-                <w:rFonts w:ascii="Times New Roman" w:hAnsi="Times New Roman" w:eastAsia="宋体"/>
-                <w:b/>
-                <w:color w:val="191919"/>
-                <w:sz w:val="19"/>
-              </w:rPr>
-              <w:t>EP24</w:t>
-              <w:br/>
-              <w:t>24-9　外/内　北京云都大学台阶·2012冬雪夜林间木栈道与501室客厅（2012冬） — 日/夜</w:t>
-            </w:r>
-          </w:p>
-        </w:tc>
-        <w:tc>
-          <w:tcPr>
-            <w:tcW w:type="dxa" w:w="7272"/>
-            <w:vAlign w:val="center"/>
-            <w:tcMar>
-              <w:top w:w="105" w:type="dxa"/>
-              <w:bottom w:w="105" w:type="dxa"/>
-              <w:left w:w="145" w:type="dxa"/>
-              <w:right w:w="145" w:type="dxa"/>
-            </w:tcMar>
-          </w:tcPr>
-          <w:p>
-            <w:pPr>
-              <w:spacing w:before="40" w:after="40" w:line="341" w:lineRule="auto"/>
-              <w:jc w:val="left"/>
-            </w:pPr>
-            <w:r/>
-            <w:r>
-              <w:rPr>
-                <w:rFonts w:ascii="Times New Roman" w:hAnsi="Times New Roman" w:eastAsia="宋体"/>
-                <w:b w:val="0"/>
-                <w:color w:val="191919"/>
-                <w:sz w:val="19"/>
-              </w:rPr>
-              <w:t>【出场人物】赵左右、赵东来</w:t>
-              <w:br/>
-              <w:t>【空间动作与场面调度】白天，身穿黑色羽绒服的青年赵左右拎着打包的快餐盒走下大学教学楼台阶，迎面一名匆忙跑上楼的男生不慎将他手中的快餐撞翻在地，汤饭洒了一地。男生匆匆说了句“不好意思”便跑远了，赵左右低头麻木地看着雪地上的狼藉，心底一片死灰。 画面浮现时间字标：2012 冬。夜晚，白雪覆盖的公园林间木栈道上路灯幽暗。已经二十岁、读大三的赵左右身穿深色连帽毛呢大衣，手里拎着一个啤酒瓶，步履踉跄地走在枯木林道中。四年来的压抑、孤独与眼睁睁看着一切滑向原轨的绝望在这一刻彻底决堤，他弯下腰痛苦地干呕低吼： 当他抬起满是泪痕的脸时，突然看见前方木栈道旁立着一个插着红胡萝卜鼻子、嘴角弯弯微笑的雪人。醉意与悲愤交加的赵左右跌跌撞撞地冲到雪人面前，仿佛把这个微笑的雪人当成了高高在上戏弄他的“时间”本身，指着雪人撕心裂肺地哭喊质问！ 赵左右无力地瘫坐在冰冷的木栈道台阶上，双手抱头，像个迷路的孩子一样放声痛哭。 一列绿皮火车呼啸着驶过白雪皑皑的北方铁轨。夜幕下，头戴深灰棒球帽、拖着行李箱的赵左右推开了长林五零一室的家门：“爸，妈。……</w:t>
-              <w:br/>
-              <w:t>【本场核心台词交锋】赵左右：“这就是我的新人生，眼看着时间左右我的命运，我却只能麻木地接受。” ／ 赵左右：“怎么办……一切都变回去了……我做什么都没有用……我掌控不了我的人生……怎么办……二十年后……我也救不了图图……怎么办！” ／ 赵左右：“笑什么？我问你笑什么！连我今天会崩溃你也算到了吧？对，你什么算不到啊？所以无论我多努力，无论我做什么，我什么也改变不了，我赢不了你！可为什么偏偏是我？为什么？！” ／ 赵左右：“注定好的……一切都是注定好的……荀哥，赵爷爷，我怎么才能战胜时间？我做不到……四年了，我好想你们……” ／ 赵东来：“哎呀左右啊，你不是还有一周才放寒假，怎么提前回来了？”</w:t>
-            </w:r>
-          </w:p>
-        </w:tc>
-      </w:tr>
-    </w:tbl>
     <w:sectPr>
       <w:pgSz w:w="12240" w:h="15840"/>
       <w:pgMar w:top="1080" w:right="936" w:bottom="1080" w:left="936" w:header="720" w:footer="720" w:gutter="0"/>

--- a/01_《三人行》全24集全流程标杆成品库/06_核心场景一景一档/场景20_北京华彩艺术学院考场·北京云都大学机房与高考毕业火锅店（2010—2012青春终章空间）.docx
+++ b/01_《三人行》全24集全流程标杆成品库/06_核心场景一景一档/场景20_北京华彩艺术学院考场·北京云都大学机房与高考毕业火锅店（2010—2012青春终章空间）.docx
@@ -865,7 +865,7 @@
               <w:t>投影大屏、四位主考官评审席、中央考生位</w:t>
               <w:br/>
               <w:br/>
-              <w:t>【镜头轴线与动线功能】采用考官席居高临下的排比正反打与考生孤立中景：承载EP24第24-5场主考官犀利发问“你的作品是艺术品还是商品”、赵左右因脱口说出“我得赚钱啊”获赠“先学会自洽”箴言并最终四试落榜</w:t>
+              <w:t>【镜头轴线与动线功能】采用考官席居高临下的排比正反打与考生孤立中景：承载EP24主考官犀利发问“你的作品是艺术品还是商品”、赵左右因脱口说出“我得赚钱啊”获赠“先学会自洽”箴言并最终四试落榜</w:t>
             </w:r>
           </w:p>
         </w:tc>
@@ -933,7 +933,7 @@
               <w:t>沸腾火锅四人桌、冰镇饮料、高考数学试卷话题</w:t>
               <w:br/>
               <w:br/>
-              <w:t>【镜头轴线与动线功能】3200K暖光群像欢聚机位：承载EP24第24-6场赵左右、徐图图、陈明、王一漫四人高考后聚餐，陈明神级剖析数学选择题最后一题双重陷阱（正确答案是B，赵左右改错痛失5分）</w:t>
+              <w:t>【镜头轴线与动线功能】3200K暖光群像欢聚机位：承载EP24赵左右、徐图图、陈明、王一漫四人高考后聚餐，陈明神级剖析数学选择题最后一题双重陷阱（正确答案是B，赵左右改错痛失5分）</w:t>
             </w:r>
           </w:p>
         </w:tc>
@@ -999,7 +999,7 @@
               <w:t>密集电脑机位、编程代码屏幕、春秋冬四季校园空镜</w:t>
               <w:br/>
               <w:br/>
-              <w:t>【镜头轴线与动线功能】采用快速推拉与四季叠化蒙太奇，展现2010—2012年赵左右在全知记忆折磨下如同行尸走肉般的大学三年（EP24第24-8/24-9场）</w:t>
+              <w:t>【镜头轴线与动线功能】采用快速推拉与四季叠化蒙太奇，展现2010—2012年赵左右在全知记忆折磨下如同行尸走肉般的大学三年（EP24）</w:t>
             </w:r>
           </w:p>
         </w:tc>
@@ -1094,7 +1094,7 @@
           <w:color w:val="141414"/>
           <w:sz w:val="21"/>
         </w:rPr>
-        <w:t>EP24第24-5场：赵左右带《孤独的饭桶》参加华彩四试，面对考官“艺术品还是商品”的提问脱口说出“我得赚钱啊”，主考官送他箴言：“不管学习什么专业，首先要学会一件事，叫做自洽。”最终四试未通过。</w:t>
+        <w:t>EP24：赵左右带《孤独的饭桶》参加华彩四试，面对考官“艺术品还是商品”的提问脱口说出“我得赚钱啊”，主考官送他箴言：“不管学习什么专业，首先要学会一件事，叫做自洽。”最终四试未通过。</w:t>
       </w:r>
     </w:p>
     <w:p>
@@ -1125,7 +1125,7 @@
           <w:color w:val="141414"/>
           <w:sz w:val="21"/>
         </w:rPr>
-        <w:t>EP24第24-6场：高考结束当晚，赵左右、徐图图、陈明、王一漫在火锅店聚餐，陈明指出数学选择题最后一题设双重陷阱、正确答案是B，令考前最后一秒把B改错的赵左右懊恼不已（最终考570分）。</w:t>
+        <w:t>EP24：高考结束当晚，赵左右、徐图图、陈明、王一漫在火锅店聚餐，陈明指出数学选择题最后一题设双重陷阱、正确答案是B，令考前最后一秒把B改错的赵左右懊恼不已（最终考570分）。</w:t>
       </w:r>
     </w:p>
     <w:p>
@@ -1156,7 +1156,7 @@
           <w:color w:val="141414"/>
           <w:sz w:val="21"/>
         </w:rPr>
-        <w:t>EP24第24-8/24-9场：因父亲勾选服从调剂，赵左右仍被北京云都大学计算机应用系录取；在大学三年里，背负全知记忆的他彻底失去了生活的快乐。</w:t>
+        <w:t>EP24：因父亲勾选服从调剂，赵左右仍被北京云都大学计算机应用系录取；在大学三年里，背负全知记忆的他彻底失去了生活的快乐。</w:t>
       </w:r>
     </w:p>
     <w:sectPr>

--- a/01_《三人行》全24集全流程标杆成品库/06_核心场景一景一档/场景20_北京华彩艺术学院考场·北京云都大学机房与高考毕业火锅店（2010—2012青春终章空间）.docx
+++ b/01_《三人行》全24集全流程标杆成品库/06_核心场景一景一档/场景20_北京华彩艺术学院考场·北京云都大学机房与高考毕业火锅店（2010—2012青春终章空间）.docx
@@ -124,9 +124,7 @@
         </w:tc>
       </w:tr>
       <w:tr>
-        <w:trPr>
-          <w:cantSplit/>
-        </w:trPr>
+        <w:trPr/>
         <w:tc>
           <w:tcPr>
             <w:tcW w:type="dxa" w:w="2592"/>
@@ -185,9 +183,7 @@
         </w:tc>
       </w:tr>
       <w:tr>
-        <w:trPr>
-          <w:cantSplit/>
-        </w:trPr>
+        <w:trPr/>
         <w:tc>
           <w:tcPr>
             <w:tcW w:type="dxa" w:w="2592"/>
@@ -248,9 +244,7 @@
         </w:tc>
       </w:tr>
       <w:tr>
-        <w:trPr>
-          <w:cantSplit/>
-        </w:trPr>
+        <w:trPr/>
         <w:tc>
           <w:tcPr>
             <w:tcW w:type="dxa" w:w="2592"/>
@@ -309,9 +303,7 @@
         </w:tc>
       </w:tr>
       <w:tr>
-        <w:trPr>
-          <w:cantSplit/>
-        </w:trPr>
+        <w:trPr/>
         <w:tc>
           <w:tcPr>
             <w:tcW w:type="dxa" w:w="2592"/>
@@ -372,9 +364,7 @@
         </w:tc>
       </w:tr>
       <w:tr>
-        <w:trPr>
-          <w:cantSplit/>
-        </w:trPr>
+        <w:trPr/>
         <w:tc>
           <w:tcPr>
             <w:tcW w:type="dxa" w:w="2592"/>
@@ -433,9 +423,7 @@
         </w:tc>
       </w:tr>
       <w:tr>
-        <w:trPr>
-          <w:cantSplit/>
-        </w:trPr>
+        <w:trPr/>
         <w:tc>
           <w:tcPr>
             <w:tcW w:type="dxa" w:w="2592"/>
@@ -496,9 +484,7 @@
         </w:tc>
       </w:tr>
       <w:tr>
-        <w:trPr>
-          <w:cantSplit/>
-        </w:trPr>
+        <w:trPr/>
         <w:tc>
           <w:tcPr>
             <w:tcW w:type="dxa" w:w="2592"/>
@@ -557,9 +543,7 @@
         </w:tc>
       </w:tr>
       <w:tr>
-        <w:trPr>
-          <w:cantSplit/>
-        </w:trPr>
+        <w:trPr/>
         <w:tc>
           <w:tcPr>
             <w:tcW w:type="dxa" w:w="2592"/>
@@ -805,9 +789,7 @@
         </w:tc>
       </w:tr>
       <w:tr>
-        <w:trPr>
-          <w:cantSplit/>
-        </w:trPr>
+        <w:trPr/>
         <w:tc>
           <w:tcPr>
             <w:tcW w:type="dxa" w:w="2664"/>
@@ -871,9 +853,7 @@
         </w:tc>
       </w:tr>
       <w:tr>
-        <w:trPr>
-          <w:cantSplit/>
-        </w:trPr>
+        <w:trPr/>
         <w:tc>
           <w:tcPr>
             <w:tcW w:type="dxa" w:w="2664"/>
@@ -939,9 +919,7 @@
         </w:tc>
       </w:tr>
       <w:tr>
-        <w:trPr>
-          <w:cantSplit/>
-        </w:trPr>
+        <w:trPr/>
         <w:tc>
           <w:tcPr>
             <w:tcW w:type="dxa" w:w="2664"/>

--- a/01_《三人行》全24集全流程标杆成品库/06_核心场景一景一档/场景20_北京华彩艺术学院考场·北京云都大学机房与高考毕业火锅店（2010—2012青春终章空间）.docx
+++ b/01_《三人行》全24集全流程标杆成品库/06_核心场景一景一档/场景20_北京华彩艺术学院考场·北京云都大学机房与高考毕业火锅店（2010—2012青春终章空间）.docx
@@ -44,7 +44,7 @@
           <w:color w:val="192D55"/>
           <w:sz w:val="25"/>
         </w:rPr>
-        <w:t>第一章　场景核心工程参数与视觉美学总卡</w:t>
+        <w:t>第一章　场景核心工程参数与视听美学总卡</w:t>
       </w:r>
     </w:p>
     <w:tbl>
@@ -66,7 +66,7 @@
         </w:trPr>
         <w:tc>
           <w:tcPr>
-            <w:tcW w:type="dxa" w:w="2592"/>
+            <w:tcW w:type="dxa" w:w="2664"/>
             <w:vAlign w:val="center"/>
             <w:tcMar>
               <w:top w:w="130" w:type="dxa"/>
@@ -89,13 +89,13 @@
                 <w:color w:val="FFFFFF"/>
                 <w:sz w:val="19"/>
               </w:rPr>
-              <w:t>工程与美学设定维度</w:t>
+              <w:t>场景工程设定维度</w:t>
             </w:r>
           </w:p>
         </w:tc>
         <w:tc>
           <w:tcPr>
-            <w:tcW w:type="dxa" w:w="7776"/>
+            <w:tcW w:type="dxa" w:w="7704"/>
             <w:vAlign w:val="center"/>
             <w:tcMar>
               <w:top w:w="130" w:type="dxa"/>
@@ -118,16 +118,15 @@
                 <w:color w:val="FFFFFF"/>
                 <w:sz w:val="19"/>
               </w:rPr>
-              <w:t>全剧标准定稿设定参数</w:t>
+              <w:t>全剧标准定稿设定内容</w:t>
             </w:r>
           </w:p>
         </w:tc>
       </w:tr>
       <w:tr>
-        <w:trPr/>
         <w:tc>
           <w:tcPr>
-            <w:tcW w:type="dxa" w:w="2592"/>
+            <w:tcW w:type="dxa" w:w="2664"/>
             <w:vAlign w:val="center"/>
             <w:tcMar>
               <w:top w:w="105" w:type="dxa"/>
@@ -155,7 +154,7 @@
         </w:tc>
         <w:tc>
           <w:tcPr>
-            <w:tcW w:type="dxa" w:w="7776"/>
+            <w:tcW w:type="dxa" w:w="7704"/>
             <w:vAlign w:val="center"/>
             <w:tcMar>
               <w:top w:w="105" w:type="dxa"/>
@@ -183,10 +182,9 @@
         </w:tc>
       </w:tr>
       <w:tr>
-        <w:trPr/>
         <w:tc>
           <w:tcPr>
-            <w:tcW w:type="dxa" w:w="2592"/>
+            <w:tcW w:type="dxa" w:w="2664"/>
             <w:vAlign w:val="center"/>
             <w:tcMar>
               <w:top w:w="105" w:type="dxa"/>
@@ -215,7 +213,7 @@
         </w:tc>
         <w:tc>
           <w:tcPr>
-            <w:tcW w:type="dxa" w:w="7776"/>
+            <w:tcW w:type="dxa" w:w="7704"/>
             <w:vAlign w:val="center"/>
             <w:tcMar>
               <w:top w:w="105" w:type="dxa"/>
@@ -244,10 +242,9 @@
         </w:tc>
       </w:tr>
       <w:tr>
-        <w:trPr/>
         <w:tc>
           <w:tcPr>
-            <w:tcW w:type="dxa" w:w="2592"/>
+            <w:tcW w:type="dxa" w:w="2664"/>
             <w:vAlign w:val="center"/>
             <w:tcMar>
               <w:top w:w="105" w:type="dxa"/>
@@ -275,7 +272,7 @@
         </w:tc>
         <w:tc>
           <w:tcPr>
-            <w:tcW w:type="dxa" w:w="7776"/>
+            <w:tcW w:type="dxa" w:w="7704"/>
             <w:vAlign w:val="center"/>
             <w:tcMar>
               <w:top w:w="105" w:type="dxa"/>
@@ -303,10 +300,9 @@
         </w:tc>
       </w:tr>
       <w:tr>
-        <w:trPr/>
         <w:tc>
           <w:tcPr>
-            <w:tcW w:type="dxa" w:w="2592"/>
+            <w:tcW w:type="dxa" w:w="2664"/>
             <w:vAlign w:val="center"/>
             <w:tcMar>
               <w:top w:w="105" w:type="dxa"/>
@@ -335,7 +331,7 @@
         </w:tc>
         <w:tc>
           <w:tcPr>
-            <w:tcW w:type="dxa" w:w="7776"/>
+            <w:tcW w:type="dxa" w:w="7704"/>
             <w:vAlign w:val="center"/>
             <w:tcMar>
               <w:top w:w="105" w:type="dxa"/>
@@ -364,10 +360,9 @@
         </w:tc>
       </w:tr>
       <w:tr>
-        <w:trPr/>
         <w:tc>
           <w:tcPr>
-            <w:tcW w:type="dxa" w:w="2592"/>
+            <w:tcW w:type="dxa" w:w="2664"/>
             <w:vAlign w:val="center"/>
             <w:tcMar>
               <w:top w:w="105" w:type="dxa"/>
@@ -395,7 +390,7 @@
         </w:tc>
         <w:tc>
           <w:tcPr>
-            <w:tcW w:type="dxa" w:w="7776"/>
+            <w:tcW w:type="dxa" w:w="7704"/>
             <w:vAlign w:val="center"/>
             <w:tcMar>
               <w:top w:w="105" w:type="dxa"/>
@@ -423,10 +418,9 @@
         </w:tc>
       </w:tr>
       <w:tr>
-        <w:trPr/>
         <w:tc>
           <w:tcPr>
-            <w:tcW w:type="dxa" w:w="2592"/>
+            <w:tcW w:type="dxa" w:w="2664"/>
             <w:vAlign w:val="center"/>
             <w:tcMar>
               <w:top w:w="105" w:type="dxa"/>
@@ -455,7 +449,7 @@
         </w:tc>
         <w:tc>
           <w:tcPr>
-            <w:tcW w:type="dxa" w:w="7776"/>
+            <w:tcW w:type="dxa" w:w="7704"/>
             <w:vAlign w:val="center"/>
             <w:tcMar>
               <w:top w:w="105" w:type="dxa"/>
@@ -484,10 +478,9 @@
         </w:tc>
       </w:tr>
       <w:tr>
-        <w:trPr/>
         <w:tc>
           <w:tcPr>
-            <w:tcW w:type="dxa" w:w="2592"/>
+            <w:tcW w:type="dxa" w:w="2664"/>
             <w:vAlign w:val="center"/>
             <w:tcMar>
               <w:top w:w="105" w:type="dxa"/>
@@ -515,7 +508,7 @@
         </w:tc>
         <w:tc>
           <w:tcPr>
-            <w:tcW w:type="dxa" w:w="7776"/>
+            <w:tcW w:type="dxa" w:w="7704"/>
             <w:vAlign w:val="center"/>
             <w:tcMar>
               <w:top w:w="105" w:type="dxa"/>
@@ -543,10 +536,9 @@
         </w:tc>
       </w:tr>
       <w:tr>
-        <w:trPr/>
         <w:tc>
           <w:tcPr>
-            <w:tcW w:type="dxa" w:w="2592"/>
+            <w:tcW w:type="dxa" w:w="2664"/>
             <w:vAlign w:val="center"/>
             <w:tcMar>
               <w:top w:w="105" w:type="dxa"/>
@@ -575,7 +567,7 @@
         </w:tc>
         <w:tc>
           <w:tcPr>
-            <w:tcW w:type="dxa" w:w="7776"/>
+            <w:tcW w:type="dxa" w:w="7704"/>
             <w:vAlign w:val="center"/>
             <w:tcMar>
               <w:top w:w="105" w:type="dxa"/>
@@ -616,7 +608,7 @@
           <w:color w:val="192D55"/>
           <w:sz w:val="25"/>
         </w:rPr>
-        <w:t>第二章　场景整体空间全貌、建筑结构与陈设细节全景详述</w:t>
+        <w:t>第二章　建筑空间格局、子区域拓扑、美术陈设与光影色温全景细描</w:t>
       </w:r>
     </w:p>
     <w:p>
@@ -699,17 +691,17 @@
     </w:p>
     <w:p>
       <w:pPr>
-        <w:spacing w:before="240" w:after="80" w:line="384" w:lineRule="auto"/>
+        <w:spacing w:before="160" w:after="80" w:line="384" w:lineRule="auto"/>
         <w:jc w:val="left"/>
       </w:pPr>
       <w:r>
         <w:rPr>
           <w:rFonts w:ascii="Arial" w:hAnsi="Arial" w:eastAsia="黑体"/>
           <w:b/>
-          <w:color w:val="192D55"/>
-          <w:sz w:val="25"/>
+          <w:color w:val="141414"/>
+          <w:sz w:val="22"/>
         </w:rPr>
-        <w:t>第三章　子空间功能分区、平面拓扑关系与多视角镜头动线全解</w:t>
+        <w:t>（四）子空间分区、标志性道具锚点与摄影机轴线调度总表</w:t>
       </w:r>
     </w:p>
     <w:tbl>
@@ -721,8 +713,9 @@
         <w:tblLook w:firstColumn="1" w:firstRow="1" w:lastColumn="0" w:lastRow="0" w:noHBand="0" w:noVBand="1" w:val="04A0"/>
       </w:tblPr>
       <w:tblGrid>
-        <w:gridCol w:w="5184"/>
-        <w:gridCol w:w="5184"/>
+        <w:gridCol w:w="3456"/>
+        <w:gridCol w:w="3456"/>
+        <w:gridCol w:w="3456"/>
       </w:tblGrid>
       <w:tr>
         <w:trPr>
@@ -731,7 +724,7 @@
         </w:trPr>
         <w:tc>
           <w:tcPr>
-            <w:tcW w:type="dxa" w:w="2664"/>
+            <w:tcW w:type="dxa" w:w="2376"/>
             <w:vAlign w:val="center"/>
             <w:tcMar>
               <w:top w:w="130" w:type="dxa"/>
@@ -754,13 +747,13 @@
                 <w:color w:val="FFFFFF"/>
                 <w:sz w:val="19"/>
               </w:rPr>
-              <w:t>子空间分区与方位坐标</w:t>
+              <w:t>子空间功能分区</w:t>
             </w:r>
           </w:p>
         </w:tc>
         <w:tc>
           <w:tcPr>
-            <w:tcW w:type="dxa" w:w="7704"/>
+            <w:tcW w:type="dxa" w:w="3384"/>
             <w:vAlign w:val="center"/>
             <w:tcMar>
               <w:top w:w="130" w:type="dxa"/>
@@ -783,16 +776,44 @@
                 <w:color w:val="FFFFFF"/>
                 <w:sz w:val="19"/>
               </w:rPr>
-              <w:t>标志性陈设道具、机位轴线与人物进出动线详解</w:t>
+              <w:t>标志性美术陈设与道具锚点</w:t>
+            </w:r>
+          </w:p>
+        </w:tc>
+        <w:tc>
+          <w:tcPr>
+            <w:tcW w:type="dxa" w:w="4608"/>
+            <w:vAlign w:val="center"/>
+            <w:tcMar>
+              <w:top w:w="130" w:type="dxa"/>
+              <w:bottom w:w="130" w:type="dxa"/>
+              <w:left w:w="150" w:type="dxa"/>
+              <w:right w:w="150" w:type="dxa"/>
+            </w:tcMar>
+            <w:shd w:fill="1F3864"/>
+          </w:tcPr>
+          <w:p>
+            <w:pPr>
+              <w:spacing w:before="40" w:after="40" w:line="312" w:lineRule="auto"/>
+              <w:jc w:val="center"/>
+            </w:pPr>
+            <w:r/>
+            <w:r>
+              <w:rPr>
+                <w:rFonts w:ascii="Arial" w:hAnsi="Arial" w:eastAsia="黑体"/>
+                <w:b/>
+                <w:color w:val="FFFFFF"/>
+                <w:sz w:val="19"/>
+              </w:rPr>
+              <w:t>镜头轴线设计与场面调度功能</w:t>
             </w:r>
           </w:p>
         </w:tc>
       </w:tr>
       <w:tr>
-        <w:trPr/>
         <w:tc>
           <w:tcPr>
-            <w:tcW w:type="dxa" w:w="2664"/>
+            <w:tcW w:type="dxa" w:w="2376"/>
             <w:vAlign w:val="center"/>
             <w:tcMar>
               <w:top w:w="105" w:type="dxa"/>
@@ -820,7 +841,7 @@
         </w:tc>
         <w:tc>
           <w:tcPr>
-            <w:tcW w:type="dxa" w:w="7704"/>
+            <w:tcW w:type="dxa" w:w="3384"/>
             <w:vAlign w:val="center"/>
             <w:tcMar>
               <w:top w:w="105" w:type="dxa"/>
@@ -842,21 +863,43 @@
                 <w:color w:val="191919"/>
                 <w:sz w:val="19"/>
               </w:rPr>
-              <w:t>【标志性美术陈设与道具锚点】</w:t>
-              <w:br/>
               <w:t>投影大屏、四位主考官评审席、中央考生位</w:t>
-              <w:br/>
-              <w:br/>
+            </w:r>
+          </w:p>
+        </w:tc>
+        <w:tc>
+          <w:tcPr>
+            <w:tcW w:type="dxa" w:w="4608"/>
+            <w:vAlign w:val="center"/>
+            <w:tcMar>
+              <w:top w:w="105" w:type="dxa"/>
+              <w:bottom w:w="105" w:type="dxa"/>
+              <w:left w:w="145" w:type="dxa"/>
+              <w:right w:w="145" w:type="dxa"/>
+            </w:tcMar>
+          </w:tcPr>
+          <w:p>
+            <w:pPr>
+              <w:spacing w:before="40" w:after="40" w:line="341" w:lineRule="auto"/>
+              <w:jc w:val="left"/>
+            </w:pPr>
+            <w:r/>
+            <w:r>
+              <w:rPr>
+                <w:rFonts w:ascii="Times New Roman" w:hAnsi="Times New Roman" w:eastAsia="宋体"/>
+                <w:b w:val="0"/>
+                <w:color w:val="191919"/>
+                <w:sz w:val="19"/>
+              </w:rPr>
               <w:t>【镜头轴线与动线功能】采用考官席居高临下的排比正反打与考生孤立中景：承载EP24主考官犀利发问“你的作品是艺术品还是商品”、赵左右因脱口说出“我得赚钱啊”获赠“先学会自洽”箴言并最终四试落榜</w:t>
             </w:r>
           </w:p>
         </w:tc>
       </w:tr>
       <w:tr>
-        <w:trPr/>
         <w:tc>
           <w:tcPr>
-            <w:tcW w:type="dxa" w:w="2664"/>
+            <w:tcW w:type="dxa" w:w="2376"/>
             <w:vAlign w:val="center"/>
             <w:tcMar>
               <w:top w:w="105" w:type="dxa"/>
@@ -885,7 +928,7 @@
         </w:tc>
         <w:tc>
           <w:tcPr>
-            <w:tcW w:type="dxa" w:w="7704"/>
+            <w:tcW w:type="dxa" w:w="3384"/>
             <w:vAlign w:val="center"/>
             <w:tcMar>
               <w:top w:w="105" w:type="dxa"/>
@@ -908,21 +951,44 @@
                 <w:color w:val="191919"/>
                 <w:sz w:val="19"/>
               </w:rPr>
-              <w:t>【标志性美术陈设与道具锚点】</w:t>
-              <w:br/>
               <w:t>沸腾火锅四人桌、冰镇饮料、高考数学试卷话题</w:t>
-              <w:br/>
-              <w:br/>
+            </w:r>
+          </w:p>
+        </w:tc>
+        <w:tc>
+          <w:tcPr>
+            <w:tcW w:type="dxa" w:w="4608"/>
+            <w:vAlign w:val="center"/>
+            <w:tcMar>
+              <w:top w:w="105" w:type="dxa"/>
+              <w:bottom w:w="105" w:type="dxa"/>
+              <w:left w:w="145" w:type="dxa"/>
+              <w:right w:w="145" w:type="dxa"/>
+            </w:tcMar>
+            <w:shd w:fill="F7FAFC"/>
+          </w:tcPr>
+          <w:p>
+            <w:pPr>
+              <w:spacing w:before="40" w:after="40" w:line="341" w:lineRule="auto"/>
+              <w:jc w:val="left"/>
+            </w:pPr>
+            <w:r/>
+            <w:r>
+              <w:rPr>
+                <w:rFonts w:ascii="Times New Roman" w:hAnsi="Times New Roman" w:eastAsia="宋体"/>
+                <w:b w:val="0"/>
+                <w:color w:val="191919"/>
+                <w:sz w:val="19"/>
+              </w:rPr>
               <w:t>【镜头轴线与动线功能】3200K暖光群像欢聚机位：承载EP24赵左右、徐图图、陈明、王一漫四人高考后聚餐，陈明神级剖析数学选择题最后一题双重陷阱（正确答案是B，赵左右改错痛失5分）</w:t>
             </w:r>
           </w:p>
         </w:tc>
       </w:tr>
       <w:tr>
-        <w:trPr/>
         <w:tc>
           <w:tcPr>
-            <w:tcW w:type="dxa" w:w="2664"/>
+            <w:tcW w:type="dxa" w:w="2376"/>
             <w:vAlign w:val="center"/>
             <w:tcMar>
               <w:top w:w="105" w:type="dxa"/>
@@ -950,7 +1016,7 @@
         </w:tc>
         <w:tc>
           <w:tcPr>
-            <w:tcW w:type="dxa" w:w="7704"/>
+            <w:tcW w:type="dxa" w:w="3384"/>
             <w:vAlign w:val="center"/>
             <w:tcMar>
               <w:top w:w="105" w:type="dxa"/>
@@ -972,11 +1038,34 @@
                 <w:color w:val="191919"/>
                 <w:sz w:val="19"/>
               </w:rPr>
-              <w:t>【标志性美术陈设与道具锚点】</w:t>
-              <w:br/>
               <w:t>密集电脑机位、编程代码屏幕、春秋冬四季校园空镜</w:t>
-              <w:br/>
-              <w:br/>
+            </w:r>
+          </w:p>
+        </w:tc>
+        <w:tc>
+          <w:tcPr>
+            <w:tcW w:type="dxa" w:w="4608"/>
+            <w:vAlign w:val="center"/>
+            <w:tcMar>
+              <w:top w:w="105" w:type="dxa"/>
+              <w:bottom w:w="105" w:type="dxa"/>
+              <w:left w:w="145" w:type="dxa"/>
+              <w:right w:w="145" w:type="dxa"/>
+            </w:tcMar>
+          </w:tcPr>
+          <w:p>
+            <w:pPr>
+              <w:spacing w:before="40" w:after="40" w:line="341" w:lineRule="auto"/>
+              <w:jc w:val="left"/>
+            </w:pPr>
+            <w:r/>
+            <w:r>
+              <w:rPr>
+                <w:rFonts w:ascii="Times New Roman" w:hAnsi="Times New Roman" w:eastAsia="宋体"/>
+                <w:b w:val="0"/>
+                <w:color w:val="191919"/>
+                <w:sz w:val="19"/>
+              </w:rPr>
               <w:t>【镜头轴线与动线功能】采用快速推拉与四季叠化蒙太奇，展现2010—2012年赵左右在全知记忆折磨下如同行尸走肉般的大学三年（EP24）</w:t>
             </w:r>
           </w:p>
@@ -995,7 +1084,7 @@
           <w:color w:val="192D55"/>
           <w:sz w:val="25"/>
         </w:rPr>
-        <w:t>第四章　跨时期/三篇章视觉演变、光影色温体系与视听调度深度解析</w:t>
+        <w:t>第三章　空间心理隐喻与三篇章（白昼·黄昏·黑夜）光影叙事演进</w:t>
       </w:r>
     </w:p>
     <w:p>
@@ -1041,7 +1130,7 @@
           <w:color w:val="192D55"/>
           <w:sz w:val="25"/>
         </w:rPr>
-        <w:t>第五章　全剧发生于本场景的核心戏剧事件与名场面完整纪实</w:t>
+        <w:t>第四章　本场景在全剧24集中的核心戏剧事件、场面调度与名场面完整纪实</w:t>
       </w:r>
     </w:p>
     <w:p>
